--- a/template_tools/MASTER_ICICI_MANJU_DEVI.docx
+++ b/template_tools/MASTER_ICICI_MANJU_DEVI.docx
@@ -74,27 +74,173 @@
         <w:jc w:val="both"/>
       </w:pPr>
       <w:r>
+        <w:t xml:space="preserve">MORTGAGE MONEY </w:t>
+        <w:tab/>
+        <w:tab/>
+        <w:tab/>
+        <w:tab/>
+        <w:tab/>
+        <w:t>RS. {{ls[0].a}}/-</w:t>
+      </w:r>
+    </w:p>
+    <w:p>
+      <w:pPr>
+        <w:pStyle w:val="Standard"/>
+        <w:spacing w:after="0"/>
+        <w:jc w:val="both"/>
         <w:rPr>
           <w:b/>
           <w:sz w:val="28"/>
           <w:szCs w:val="28"/>
         </w:rPr>
+      </w:pPr>
+      <w:r>
+        <w:t xml:space="preserve">PERIOD OF MORTGAGE </w:t>
+        <w:tab/>
+        <w:tab/>
+        <w:tab/>
+        <w:tab/>
+        <w:tab/>
+        <w:t>{{ls[0].t}}</w:t>
+      </w:r>
+    </w:p>
+    <w:p>
+      <w:pPr>
+        <w:pStyle w:val="Standard"/>
+        <w:spacing w:after="0"/>
+        <w:jc w:val="both"/>
+      </w:pPr>
+      <w:r>
         <w:t xml:space="preserve">MORTGAGE MONEY </w:t>
-      </w:r>
-      <w:r>
+        <w:tab/>
+        <w:tab/>
+        <w:tab/>
+        <w:tab/>
+        <w:tab/>
+        <w:t>RS. {{ls[1].a}}/-</w:t>
+      </w:r>
+    </w:p>
+    <w:p>
+      <w:pPr>
+        <w:pStyle w:val="Standard"/>
+        <w:spacing w:after="0"/>
+        <w:jc w:val="both"/>
+      </w:pPr>
+      <w:r>
+        <w:t xml:space="preserve">PERIOD OF MORTGAGE </w:t>
+        <w:tab/>
+        <w:tab/>
+        <w:tab/>
+        <w:tab/>
+        <w:tab/>
+        <w:t>{{ls[1].t}}</w:t>
+      </w:r>
+    </w:p>
+    <w:p>
+      <w:pPr>
+        <w:pStyle w:val="Standard"/>
+        <w:spacing w:after="0"/>
+        <w:jc w:val="both"/>
         <w:rPr>
           <w:b/>
           <w:sz w:val="28"/>
           <w:szCs w:val="28"/>
-        </w:rPr>
-        <w:tab/>
-      </w:r>
-      <w:r>
+          <w:highlight w:val="yellow"/>
+        </w:rPr>
+      </w:pPr>
+    </w:p>
+    <w:p>
+      <w:pPr>
+        <w:pStyle w:val="Standard"/>
+        <w:spacing w:after="0"/>
+        <w:jc w:val="both"/>
+        <w:rPr>
+          <w:highlight w:val="yellow"/>
+        </w:rPr>
+      </w:pPr>
+    </w:p>
+    <w:p>
+      <w:pPr>
+        <w:pStyle w:val="Standard"/>
+        <w:jc w:val="both"/>
+        <w:rPr>
+          <w:highlight w:val="yellow"/>
+        </w:rPr>
+      </w:pPr>
+    </w:p>
+    <w:p>
+      <w:pPr>
+        <w:pStyle w:val="Standard"/>
+        <w:jc w:val="both"/>
+        <w:rPr>
+          <w:highlight w:val="yellow"/>
+        </w:rPr>
+      </w:pPr>
+      <w:r>
+        <w:t>This Deed of Simple Mortgage executed at Jaipur on this {{rd}} between:</w:t>
+      </w:r>
+    </w:p>
+    <w:p>
+      <w:pPr>
+        <w:pStyle w:val="Standard"/>
+        <w:jc w:val="both"/>
         <w:rPr>
           <w:b/>
           <w:sz w:val="28"/>
           <w:szCs w:val="28"/>
         </w:rPr>
+      </w:pPr>
+      <w:r>
+        <w:t>1.</w:t>
+        <w:tab/>
+        <w:t>{{bs[0].n}} W/O: {{bs[0].rn}} , Age {{bs[0].a}} Years, Resident at {{bs[0].adr}} and {{bs[1].n}} S/o {{bs[1].rn}}, {{bs[1].adr}} hereinafter referred to as “the mortgagor” which expression shall unless it be repugnant to the context or meaning thereof, be deemed to include their heirs, administrators, legal representatives, executors and assigns) of the one part.</w:t>
+      </w:r>
+    </w:p>
+    <w:p>
+      <w:pPr>
+        <w:pStyle w:val="Standard"/>
+        <w:jc w:val="both"/>
+      </w:pPr>
+      <w:r>
+        <w:rPr>
+          <w:sz w:val="28"/>
+          <w:szCs w:val="28"/>
+        </w:rPr>
+        <w:tab/>
+      </w:r>
+      <w:r>
+        <w:rPr>
+          <w:sz w:val="28"/>
+          <w:szCs w:val="28"/>
+        </w:rPr>
+        <w:tab/>
+      </w:r>
+      <w:r>
+        <w:rPr>
+          <w:sz w:val="28"/>
+          <w:szCs w:val="28"/>
+        </w:rPr>
+        <w:tab/>
+      </w:r>
+      <w:r>
+        <w:rPr>
+          <w:sz w:val="28"/>
+          <w:szCs w:val="28"/>
+        </w:rPr>
+        <w:tab/>
+      </w:r>
+      <w:r>
+        <w:rPr>
+          <w:sz w:val="28"/>
+          <w:szCs w:val="28"/>
+        </w:rPr>
+        <w:tab/>
+      </w:r>
+      <w:r>
+        <w:rPr>
+          <w:sz w:val="28"/>
+          <w:szCs w:val="28"/>
+        </w:rPr>
         <w:tab/>
       </w:r>
       <w:r>
@@ -103,576 +249,53 @@
           <w:sz w:val="28"/>
           <w:szCs w:val="28"/>
         </w:rPr>
-        <w:tab/>
-      </w:r>
+        <w:t>And</w:t>
+      </w:r>
+    </w:p>
+    <w:p>
+      <w:pPr>
+        <w:pStyle w:val="Standard"/>
+        <w:jc w:val="both"/>
+        <w:rPr>
+          <w:sz w:val="28"/>
+          <w:szCs w:val="28"/>
+        </w:rPr>
+      </w:pPr>
+      <w:r>
+        <w:t>2.</w:t>
+        <w:tab/>
+        <w:t>ICICI Home Finance Company Ltd. a company within the meaning of the companies Act 1956 and having its registered office at ICICI Bank Towes, Bandra Kurla Complex, Mumbai 400051 and among other having one of its branch offices at Shop No.146-149, Laxmi Complex, Subhash Marg, C-scheme, Jaipur-302001, Rajasthan through its authorized Signatory {{bsign.n}} S/o {{bsign.rn}} hereinafter referred to as “the Mortgagee” which expression shall unless it be repugnant to the context or meaning thereof shall mean and include its successors and assigns) of the other part.</w:t>
+      </w:r>
+    </w:p>
+    <w:p>
+      <w:pPr>
+        <w:pStyle w:val="Standard"/>
+        <w:jc w:val="both"/>
+        <w:rPr>
+          <w:highlight w:val="yellow"/>
+        </w:rPr>
+      </w:pPr>
+    </w:p>
+    <w:p>
+      <w:pPr>
+        <w:pStyle w:val="Standard"/>
+        <w:jc w:val="both"/>
+        <w:rPr>
+          <w:highlight w:val="yellow"/>
+        </w:rPr>
+      </w:pPr>
+    </w:p>
+    <w:p>
+      <w:pPr>
+        <w:pStyle w:val="Standard"/>
+        <w:jc w:val="both"/>
+      </w:pPr>
       <w:r>
         <w:rPr>
           <w:b/>
           <w:sz w:val="28"/>
           <w:szCs w:val="28"/>
         </w:rPr>
-        <w:tab/>
-      </w:r>
-      <w:r>
-        <w:rPr>
-          <w:b/>
-          <w:sz w:val="28"/>
-          <w:szCs w:val="28"/>
-        </w:rPr>
-        <w:tab/>
-        <w:t xml:space="preserve">RS. </w:t>
-      </w:r>
-      <w:r>
-        <w:rPr>
-          <w:b/>
-          <w:sz w:val="28"/>
-          <w:szCs w:val="28"/>
-        </w:rPr>
-        <w:t>20</w:t>
-      </w:r>
-      <w:proofErr w:type="gramStart"/>
-      <w:r>
-        <w:rPr>
-          <w:b/>
-          <w:sz w:val="28"/>
-          <w:szCs w:val="28"/>
-        </w:rPr>
-        <w:t>,</w:t>
-      </w:r>
-      <w:r>
-        <w:rPr>
-          <w:b/>
-          <w:sz w:val="28"/>
-          <w:szCs w:val="28"/>
-        </w:rPr>
-        <w:t>90</w:t>
-      </w:r>
-      <w:r>
-        <w:rPr>
-          <w:b/>
-          <w:sz w:val="28"/>
-          <w:szCs w:val="28"/>
-        </w:rPr>
-        <w:t>,</w:t>
-      </w:r>
-      <w:r>
-        <w:rPr>
-          <w:b/>
-          <w:sz w:val="28"/>
-          <w:szCs w:val="28"/>
-        </w:rPr>
-        <w:t>000</w:t>
-      </w:r>
-      <w:proofErr w:type="gramEnd"/>
-      <w:r>
-        <w:rPr>
-          <w:b/>
-          <w:sz w:val="28"/>
-          <w:szCs w:val="28"/>
-        </w:rPr>
-        <w:t>/-</w:t>
-      </w:r>
-    </w:p>
-    <w:p>
-      <w:pPr>
-        <w:pStyle w:val="Standard"/>
-        <w:spacing w:after="0"/>
-        <w:jc w:val="both"/>
-        <w:rPr>
-          <w:b/>
-          <w:sz w:val="28"/>
-          <w:szCs w:val="28"/>
-        </w:rPr>
-      </w:pPr>
-      <w:r>
-        <w:rPr>
-          <w:b/>
-          <w:sz w:val="28"/>
-          <w:szCs w:val="28"/>
-        </w:rPr>
-        <w:t xml:space="preserve">PERIOD OF MORTGAGE </w:t>
-      </w:r>
-      <w:r>
-        <w:rPr>
-          <w:b/>
-          <w:sz w:val="28"/>
-          <w:szCs w:val="28"/>
-        </w:rPr>
-        <w:tab/>
-      </w:r>
-      <w:r>
-        <w:rPr>
-          <w:b/>
-          <w:sz w:val="28"/>
-          <w:szCs w:val="28"/>
-        </w:rPr>
-        <w:tab/>
-      </w:r>
-      <w:r>
-        <w:rPr>
-          <w:b/>
-          <w:sz w:val="28"/>
-          <w:szCs w:val="28"/>
-        </w:rPr>
-        <w:tab/>
-      </w:r>
-      <w:r>
-        <w:rPr>
-          <w:b/>
-          <w:sz w:val="28"/>
-          <w:szCs w:val="28"/>
-        </w:rPr>
-        <w:tab/>
-      </w:r>
-      <w:r>
-        <w:rPr>
-          <w:b/>
-          <w:sz w:val="28"/>
-          <w:szCs w:val="28"/>
-        </w:rPr>
-        <w:tab/>
-      </w:r>
-      <w:r>
-        <w:rPr>
-          <w:b/>
-          <w:sz w:val="28"/>
-          <w:szCs w:val="28"/>
-        </w:rPr>
-        <w:t>180</w:t>
-      </w:r>
-      <w:r>
-        <w:rPr>
-          <w:b/>
-          <w:sz w:val="28"/>
-          <w:szCs w:val="28"/>
-        </w:rPr>
-        <w:t xml:space="preserve"> Months</w:t>
-      </w:r>
-    </w:p>
-    <w:p>
-      <w:pPr>
-        <w:pStyle w:val="Standard"/>
-        <w:spacing w:after="0"/>
-        <w:jc w:val="both"/>
-      </w:pPr>
-      <w:r>
-        <w:rPr>
-          <w:b/>
-          <w:sz w:val="28"/>
-          <w:szCs w:val="28"/>
-        </w:rPr>
-        <w:t xml:space="preserve">MORTGAGE MONEY </w:t>
-      </w:r>
-      <w:r>
-        <w:rPr>
-          <w:b/>
-          <w:sz w:val="28"/>
-          <w:szCs w:val="28"/>
-        </w:rPr>
-        <w:tab/>
-      </w:r>
-      <w:r>
-        <w:rPr>
-          <w:b/>
-          <w:sz w:val="28"/>
-          <w:szCs w:val="28"/>
-        </w:rPr>
-        <w:tab/>
-      </w:r>
-      <w:r>
-        <w:rPr>
-          <w:b/>
-          <w:sz w:val="28"/>
-          <w:szCs w:val="28"/>
-        </w:rPr>
-        <w:tab/>
-      </w:r>
-      <w:r>
-        <w:rPr>
-          <w:b/>
-          <w:sz w:val="28"/>
-          <w:szCs w:val="28"/>
-        </w:rPr>
-        <w:tab/>
-      </w:r>
-      <w:r>
-        <w:rPr>
-          <w:b/>
-          <w:sz w:val="28"/>
-          <w:szCs w:val="28"/>
-        </w:rPr>
-        <w:tab/>
-        <w:t xml:space="preserve">RS. </w:t>
-      </w:r>
-      <w:r>
-        <w:rPr>
-          <w:b/>
-          <w:sz w:val="28"/>
-          <w:szCs w:val="28"/>
-        </w:rPr>
-        <w:t>26</w:t>
-      </w:r>
-      <w:r>
-        <w:rPr>
-          <w:b/>
-          <w:sz w:val="28"/>
-          <w:szCs w:val="28"/>
-        </w:rPr>
-        <w:t>,</w:t>
-      </w:r>
-      <w:r>
-        <w:rPr>
-          <w:b/>
-          <w:sz w:val="28"/>
-          <w:szCs w:val="28"/>
-        </w:rPr>
-        <w:t>953</w:t>
-      </w:r>
-      <w:r>
-        <w:rPr>
-          <w:b/>
-          <w:sz w:val="28"/>
-          <w:szCs w:val="28"/>
-        </w:rPr>
-        <w:t>/</w:t>
-      </w:r>
-      <w:r>
-        <w:rPr>
-          <w:b/>
-          <w:sz w:val="28"/>
-          <w:szCs w:val="28"/>
-        </w:rPr>
-        <w:t>-</w:t>
-      </w:r>
-    </w:p>
-    <w:p>
-      <w:pPr>
-        <w:pStyle w:val="Standard"/>
-        <w:spacing w:after="0"/>
-        <w:jc w:val="both"/>
-      </w:pPr>
-      <w:r>
-        <w:rPr>
-          <w:b/>
-          <w:sz w:val="28"/>
-          <w:szCs w:val="28"/>
-        </w:rPr>
-        <w:t xml:space="preserve">PERIOD OF MORTGAGE </w:t>
-      </w:r>
-      <w:r>
-        <w:rPr>
-          <w:b/>
-          <w:sz w:val="28"/>
-          <w:szCs w:val="28"/>
-        </w:rPr>
-        <w:tab/>
-      </w:r>
-      <w:r>
-        <w:rPr>
-          <w:b/>
-          <w:sz w:val="28"/>
-          <w:szCs w:val="28"/>
-        </w:rPr>
-        <w:tab/>
-      </w:r>
-      <w:r>
-        <w:rPr>
-          <w:b/>
-          <w:sz w:val="28"/>
-          <w:szCs w:val="28"/>
-        </w:rPr>
-        <w:tab/>
-      </w:r>
-      <w:r>
-        <w:rPr>
-          <w:b/>
-          <w:sz w:val="28"/>
-          <w:szCs w:val="28"/>
-        </w:rPr>
-        <w:tab/>
-      </w:r>
-      <w:r>
-        <w:rPr>
-          <w:b/>
-          <w:sz w:val="28"/>
-          <w:szCs w:val="28"/>
-        </w:rPr>
-        <w:tab/>
-      </w:r>
-      <w:r>
-        <w:rPr>
-          <w:b/>
-          <w:sz w:val="28"/>
-          <w:szCs w:val="28"/>
-        </w:rPr>
-        <w:t>120</w:t>
-      </w:r>
-      <w:r>
-        <w:rPr>
-          <w:b/>
-          <w:sz w:val="28"/>
-          <w:szCs w:val="28"/>
-        </w:rPr>
-        <w:t xml:space="preserve"> Months</w:t>
-      </w:r>
-    </w:p>
-    <w:p>
-      <w:pPr>
-        <w:pStyle w:val="Standard"/>
-        <w:spacing w:after="0"/>
-        <w:jc w:val="both"/>
-        <w:rPr>
-          <w:b/>
-          <w:sz w:val="28"/>
-          <w:szCs w:val="28"/>
-          <w:highlight w:val="yellow"/>
-        </w:rPr>
-      </w:pPr>
-    </w:p>
-    <w:p>
-      <w:pPr>
-        <w:pStyle w:val="Standard"/>
-        <w:spacing w:after="0"/>
-        <w:jc w:val="both"/>
-        <w:rPr>
-          <w:highlight w:val="yellow"/>
-        </w:rPr>
-      </w:pPr>
-    </w:p>
-    <w:p>
-      <w:pPr>
-        <w:pStyle w:val="Standard"/>
-        <w:jc w:val="both"/>
-        <w:rPr>
-          <w:highlight w:val="yellow"/>
-        </w:rPr>
-      </w:pPr>
-    </w:p>
-    <w:p>
-      <w:pPr>
-        <w:pStyle w:val="Standard"/>
-        <w:jc w:val="both"/>
-        <w:rPr>
-          <w:highlight w:val="yellow"/>
-        </w:rPr>
-      </w:pPr>
-      <w:r>
-        <w:rPr>
-          <w:sz w:val="28"/>
-          <w:szCs w:val="28"/>
-        </w:rPr>
-        <w:t xml:space="preserve">This Deed of Simple Mortgage executed at </w:t>
-      </w:r>
-      <w:r>
-        <w:rPr>
-          <w:sz w:val="28"/>
-          <w:szCs w:val="28"/>
-        </w:rPr>
-        <w:t>Jaipur</w:t>
-      </w:r>
-      <w:r>
-        <w:rPr>
-          <w:sz w:val="28"/>
-          <w:szCs w:val="28"/>
-        </w:rPr>
-        <w:t xml:space="preserve"> on this </w:t>
-      </w:r>
-      <w:r>
-        <w:rPr>
-          <w:sz w:val="28"/>
-          <w:szCs w:val="28"/>
-        </w:rPr>
-        <w:t>21</w:t>
-      </w:r>
-      <w:r>
-        <w:rPr>
-          <w:sz w:val="28"/>
-          <w:szCs w:val="28"/>
-          <w:vertAlign w:val="superscript"/>
-        </w:rPr>
-        <w:t>th</w:t>
-      </w:r>
-      <w:r>
-        <w:rPr>
-          <w:sz w:val="28"/>
-          <w:szCs w:val="28"/>
-        </w:rPr>
-        <w:t xml:space="preserve"> </w:t>
-      </w:r>
-      <w:r>
-        <w:rPr>
-          <w:sz w:val="28"/>
-          <w:szCs w:val="28"/>
-        </w:rPr>
-        <w:t xml:space="preserve">day </w:t>
-      </w:r>
-      <w:r>
-        <w:rPr>
-          <w:sz w:val="28"/>
-          <w:szCs w:val="28"/>
-        </w:rPr>
-        <w:t>M</w:t>
-      </w:r>
-      <w:r>
-        <w:rPr>
-          <w:sz w:val="28"/>
-          <w:szCs w:val="28"/>
-        </w:rPr>
-        <w:t>ay</w:t>
-      </w:r>
-      <w:r>
-        <w:rPr>
-          <w:sz w:val="28"/>
-          <w:szCs w:val="28"/>
-        </w:rPr>
-        <w:t xml:space="preserve"> </w:t>
-      </w:r>
-      <w:r>
-        <w:rPr>
-          <w:sz w:val="28"/>
-          <w:szCs w:val="28"/>
-        </w:rPr>
-        <w:t>202</w:t>
-      </w:r>
-      <w:r>
-        <w:rPr>
-          <w:sz w:val="28"/>
-          <w:szCs w:val="28"/>
-        </w:rPr>
-        <w:t>6</w:t>
-      </w:r>
-      <w:r>
-        <w:rPr>
-          <w:sz w:val="28"/>
-          <w:szCs w:val="28"/>
-          <w:highlight w:val="yellow"/>
-        </w:rPr>
-        <w:t xml:space="preserve"> </w:t>
-      </w:r>
-      <w:r>
-        <w:rPr>
-          <w:sz w:val="28"/>
-          <w:szCs w:val="28"/>
-        </w:rPr>
-        <w:t>between:</w:t>
-      </w:r>
-    </w:p>
-    <w:p>
-      <w:pPr>
-        <w:pStyle w:val="Standard"/>
-        <w:jc w:val="both"/>
-        <w:rPr>
-          <w:b/>
-          <w:sz w:val="28"/>
-          <w:szCs w:val="28"/>
-        </w:rPr>
-      </w:pPr>
-      <w:r>
-        <w:t>1.</w:t>
-        <w:tab/>
-        <w:t>{{bs[0].n}} W/O: {{bs[0].rn}} , Age 40 Years, Resident at 50, sawai gatore, balaiyon ka mohalla, Jaipur, Malviya Nagar, Rajasthan, 302017 and {{bs[1].n}} S/o {{bs[1].rn}}, near water tank girls school, swai getor jagatpura, Jaipur, PO:Malviya Nagar, DIST:Jaipur, Rajasthan, 302017 hereinafter referred to as “the mortgagor” which expression shall unless it be repugnant to the context or meaning thereof, be deemed to include their heirs, administrators, legal representatives, executors and assigns) of the one part.</w:t>
-      </w:r>
-    </w:p>
-    <w:p>
-      <w:pPr>
-        <w:pStyle w:val="Standard"/>
-        <w:jc w:val="both"/>
-      </w:pPr>
-      <w:r>
-        <w:rPr>
-          <w:sz w:val="28"/>
-          <w:szCs w:val="28"/>
-        </w:rPr>
-        <w:tab/>
-      </w:r>
-      <w:r>
-        <w:rPr>
-          <w:sz w:val="28"/>
-          <w:szCs w:val="28"/>
-        </w:rPr>
-        <w:tab/>
-      </w:r>
-      <w:r>
-        <w:rPr>
-          <w:sz w:val="28"/>
-          <w:szCs w:val="28"/>
-        </w:rPr>
-        <w:tab/>
-      </w:r>
-      <w:r>
-        <w:rPr>
-          <w:sz w:val="28"/>
-          <w:szCs w:val="28"/>
-        </w:rPr>
-        <w:tab/>
-      </w:r>
-      <w:r>
-        <w:rPr>
-          <w:sz w:val="28"/>
-          <w:szCs w:val="28"/>
-        </w:rPr>
-        <w:tab/>
-      </w:r>
-      <w:r>
-        <w:rPr>
-          <w:sz w:val="28"/>
-          <w:szCs w:val="28"/>
-        </w:rPr>
-        <w:tab/>
-      </w:r>
-      <w:r>
-        <w:rPr>
-          <w:b/>
-          <w:sz w:val="28"/>
-          <w:szCs w:val="28"/>
-        </w:rPr>
-        <w:t>And</w:t>
-      </w:r>
-    </w:p>
-    <w:p>
-      <w:pPr>
-        <w:pStyle w:val="Standard"/>
-        <w:jc w:val="both"/>
-        <w:rPr>
-          <w:sz w:val="28"/>
-          <w:szCs w:val="28"/>
-        </w:rPr>
-      </w:pPr>
-      <w:r>
-        <w:t>2.</w:t>
-        <w:tab/>
-        <w:t>ICICI Home Finance Company Ltd. a company within the meaning of the companies Act 1956 and having its registered office at ICICI Bank Towes, Bandra Kurla Complex, Mumbai 400051 and among other having one of its branch offices at Shop No.146-149, Laxmi Complex, Subhash Marg, C-scheme, Jaipur-302001, Rajasthan through its authorized Signatory {{bsign.n}} S/o {{bsign.rn}} hereinafter referred to as “the Mortgagee” which expression shall unless it be repugnant to the context or meaning thereof shall mean and include its successors and assigns) of the other part.</w:t>
-      </w:r>
-    </w:p>
-    <w:p>
-      <w:pPr>
-        <w:pStyle w:val="Standard"/>
-        <w:jc w:val="both"/>
-        <w:rPr>
-          <w:highlight w:val="yellow"/>
-        </w:rPr>
-      </w:pPr>
-    </w:p>
-    <w:p>
-      <w:pPr>
-        <w:pStyle w:val="Standard"/>
-        <w:jc w:val="both"/>
-        <w:rPr>
-          <w:highlight w:val="yellow"/>
-        </w:rPr>
-      </w:pPr>
-    </w:p>
-    <w:p>
-      <w:pPr>
-        <w:pStyle w:val="Standard"/>
-        <w:jc w:val="both"/>
-      </w:pPr>
-      <w:r>
-        <w:rPr>
-          <w:b/>
-          <w:sz w:val="28"/>
-          <w:szCs w:val="28"/>
-        </w:rPr>
         <w:t>WHEREAS</w:t>
       </w:r>
     </w:p>
@@ -688,7 +311,7 @@
       <w:r>
         <w:t xml:space="preserve">a) </w:t>
         <w:tab/>
-        <w:t>The mortgagor is the owner of and well and sufficiently seized and possessed the property being Plot No. B-43, Shree Krishna Van-B, in Khasra No. 1425/238, 1426/241, 1430/268, 240, 242, 243, Village Harsuliya, Tehsil Madhorajpura, Jaipur, Area 84.20 Sq. Mtr. vide Registered Sale dated 21.05.2025 executed by M/s. Vinayak Real Estate through its Partner Mr. Manish Jain in favour of {{bs[0].n}} W/o Mr. Puran Chand Bunkar AND Mr. Puran Chand Bunkar S/o. Mr. __________________________ for the sale of Plot No. B-43, Area 84.20 Sq. Mtr with site plan and the same has been registered in the office of Sub Registrar Jaipur II, on 21.05.2025 as R.S. No. __________________________, Book No. I, Vol. No. __________, at Page No. _________ and affixed on additional Book No. I, Vol. No. __________ , at Page No. ____________ to _____________, AND Plot No. B-44 , Shree Krishna Van B , in Khasra No. 1425/238, 1426/241, 1430/268, 240, 242,243, Village Harsuliya, Tehsil Madhorajpura Jaipur Area 84.20 Sq. Mtr., vide Registered Sale dated 21.05.2025 executed by M/s. Vinayak Real Estate through its Partner Mr. Manish Jain in favour of {{bs[0].n}} W/o Mr. Puran Chand Bunkar AND AND Mr. Puran Chand Bunkar S/o. Mr. __________________________ for the sale of Plot No. B-44, Area 84.20 Sq. Mtr with site plan and the same been Registered in the office of Sub Registrar Jaipur II on 21.05.2025 as R.S. No. __________________________, Book No. I, Vol. No. ______________, at Page No. _________ and affixed on additional Book No. I, Vol. No. ________________ , at Page No. ___________ to ___________ which is more particularly described in the Schedule hereunder written (hereinafter referred to as “the said property”)</w:t>
+        <w:t>The mortgagor is the owner of and well and sufficiently seized and possessed the property being {{ps[0].n_short}}, Shree Krishna Van-B, in Khasra No. 1425/238, 1426/241, 1430/268, 240, 242, 243, Village Harsuliya, Tehsil Madhorajpura, Jaipur, Area 84.20 Sq. Mtr. vide Registered Sale dated 21.05.2025 executed by M/s. Vinayak Real Estate through its Partner Mr. Manish Jain in favour of {{bs[0].n}} W/o {{bs[0].rn}} AND {{bs[1].n}} S/o. {{bs[1].rn}} for the sale of {{ps[0].n_short}}, Area 84.20 Sq. Mtr with site plan and the same has been registered in the office of Sub Registrar Jaipur II, on 21.05.2025 as R.S. No. __________________________, Book No. I, Vol. No. __________, at Page No. _________ and affixed on additional Book No. I, Vol. No. __________ , at Page No. ____________ to _____________, AND {{ps[1].n_short}} , Shree Krishna Van B , in Khasra No. 1425/238, 1426/241, 1430/268, 240, 242,243, Village Harsuliya, Tehsil Madhorajpura Jaipur Area 84.20 Sq. Mtr., vide Registered Sale dated 21.05.2025 executed by M/s. Vinayak Real Estate through its Partner Mr. Manish Jain in favour of {{bs[0].n}} W/o {{bs[0].rn}} AND AND {{bs[1].n}} S/o. {{bs[1].rn}} for the sale of {{ps[1].n_short}}, Area 84.20 Sq. Mtr with site plan and the same been Registered in the office of Sub Registrar Jaipur II on 21.05.2025 as R.S. No. __________________________, Book No. I, Vol. No. ______________, at Page No. _________ and affixed on additional Book No. I, Vol. No. ________________ , at Page No. ___________ to ___________ which is more particularly described in the Schedule hereunder written (hereinafter referred to as “the said property”)</w:t>
       </w:r>
     </w:p>
     <w:p>
@@ -1453,207 +1076,31 @@
         </w:rPr>
       </w:pPr>
       <w:r>
+        <w:t xml:space="preserve">North: {{ps[0].n}}  </w:t>
+        <w:tab/>
+        <w:tab/>
+        <w:tab/>
+        <w:tab/>
+        <w:t>South: {{ps[0].s}}</w:t>
+      </w:r>
+    </w:p>
+    <w:p>
+      <w:pPr>
+        <w:pStyle w:val="Standard"/>
+        <w:jc w:val="both"/>
         <w:rPr>
           <w:b/>
           <w:sz w:val="28"/>
           <w:szCs w:val="28"/>
         </w:rPr>
-        <w:t>North</w:t>
-      </w:r>
-      <w:r>
-        <w:rPr>
-          <w:b/>
-          <w:sz w:val="28"/>
-          <w:szCs w:val="28"/>
-        </w:rPr>
-        <w:t xml:space="preserve">: </w:t>
-      </w:r>
-      <w:r>
-        <w:rPr>
-          <w:b/>
-          <w:sz w:val="28"/>
-          <w:szCs w:val="28"/>
-        </w:rPr>
-        <w:t>Plot No. B-44</w:t>
-      </w:r>
-      <w:r>
-        <w:rPr>
-          <w:b/>
-          <w:sz w:val="28"/>
-          <w:szCs w:val="28"/>
-        </w:rPr>
-        <w:t xml:space="preserve">  </w:t>
-      </w:r>
-      <w:r>
-        <w:rPr>
-          <w:b/>
-          <w:sz w:val="28"/>
-          <w:szCs w:val="28"/>
-        </w:rPr>
-        <w:tab/>
-      </w:r>
-      <w:r>
-        <w:rPr>
-          <w:b/>
-          <w:sz w:val="28"/>
-          <w:szCs w:val="28"/>
-        </w:rPr>
-        <w:tab/>
-      </w:r>
-      <w:r>
-        <w:rPr>
-          <w:b/>
-          <w:sz w:val="28"/>
-          <w:szCs w:val="28"/>
-        </w:rPr>
-        <w:tab/>
-      </w:r>
-      <w:r>
-        <w:rPr>
-          <w:b/>
-          <w:sz w:val="28"/>
-          <w:szCs w:val="28"/>
-        </w:rPr>
-        <w:tab/>
-      </w:r>
-      <w:r>
-        <w:rPr>
-          <w:b/>
-          <w:sz w:val="28"/>
-          <w:szCs w:val="28"/>
-        </w:rPr>
-        <w:t xml:space="preserve">South: </w:t>
-      </w:r>
-      <w:r>
-        <w:rPr>
-          <w:b/>
-          <w:sz w:val="28"/>
-          <w:szCs w:val="28"/>
-        </w:rPr>
-        <w:t>Plot No. B-42</w:t>
-      </w:r>
-    </w:p>
-    <w:p>
-      <w:pPr>
-        <w:pStyle w:val="Standard"/>
-        <w:jc w:val="both"/>
-        <w:rPr>
-          <w:b/>
-          <w:sz w:val="28"/>
-          <w:szCs w:val="28"/>
-        </w:rPr>
-      </w:pPr>
-      <w:proofErr w:type="gramStart"/>
-      <w:r>
-        <w:rPr>
-          <w:b/>
-          <w:sz w:val="28"/>
-          <w:szCs w:val="28"/>
-        </w:rPr>
-        <w:t>East</w:t>
-      </w:r>
-      <w:r>
-        <w:t xml:space="preserve"> </w:t>
-      </w:r>
-      <w:r>
-        <w:rPr>
-          <w:b/>
-        </w:rPr>
-        <w:t>:</w:t>
-      </w:r>
-      <w:proofErr w:type="gramEnd"/>
-      <w:r>
-        <w:t xml:space="preserve"> </w:t>
-      </w:r>
-      <w:r>
-        <w:rPr>
-          <w:b/>
-          <w:sz w:val="28"/>
-          <w:szCs w:val="28"/>
-        </w:rPr>
-        <w:t>Plot No. B-36</w:t>
-      </w:r>
-      <w:r>
-        <w:rPr>
-          <w:b/>
-          <w:sz w:val="28"/>
-          <w:szCs w:val="28"/>
-        </w:rPr>
-        <w:tab/>
-      </w:r>
-      <w:r>
-        <w:rPr>
-          <w:b/>
-          <w:sz w:val="28"/>
-          <w:szCs w:val="28"/>
-        </w:rPr>
-        <w:tab/>
-      </w:r>
-      <w:r>
-        <w:rPr>
-          <w:b/>
-          <w:sz w:val="28"/>
-          <w:szCs w:val="28"/>
-        </w:rPr>
-        <w:tab/>
-      </w:r>
-      <w:r>
-        <w:rPr>
-          <w:b/>
-          <w:sz w:val="28"/>
-          <w:szCs w:val="28"/>
-        </w:rPr>
-        <w:tab/>
-      </w:r>
-      <w:r>
-        <w:rPr>
-          <w:b/>
-          <w:sz w:val="28"/>
-          <w:szCs w:val="28"/>
-        </w:rPr>
-        <w:t xml:space="preserve"> </w:t>
-      </w:r>
-      <w:r>
-        <w:rPr>
-          <w:b/>
-          <w:sz w:val="28"/>
-          <w:szCs w:val="28"/>
-        </w:rPr>
-        <w:t>West</w:t>
-      </w:r>
-      <w:r>
-        <w:rPr>
-          <w:b/>
-          <w:sz w:val="28"/>
-          <w:szCs w:val="28"/>
-        </w:rPr>
-        <w:t xml:space="preserve">: </w:t>
-      </w:r>
-      <w:r>
-        <w:rPr>
-          <w:b/>
-          <w:sz w:val="28"/>
-          <w:szCs w:val="28"/>
-        </w:rPr>
-        <w:t xml:space="preserve">Road 9 </w:t>
-      </w:r>
-      <w:proofErr w:type="spellStart"/>
-      <w:r>
-        <w:rPr>
-          <w:b/>
-          <w:sz w:val="28"/>
-          <w:szCs w:val="28"/>
-        </w:rPr>
-        <w:t>Mtr</w:t>
-      </w:r>
-      <w:proofErr w:type="spellEnd"/>
-      <w:r>
-        <w:rPr>
-          <w:b/>
-          <w:sz w:val="28"/>
-          <w:szCs w:val="28"/>
-        </w:rPr>
-        <w:t>.</w:t>
+      </w:pPr>
+      <w:r>
+        <w:t>East : {{ps[0].e}}</w:t>
+        <w:tab/>
+        <w:tab/>
+        <w:tab/>
+        <w:tab/>
+        <w:t xml:space="preserve"> West: {{ps[0].w}}</w:t>
       </w:r>
     </w:p>
     <w:p>
@@ -1831,164 +1278,26 @@
         </w:rPr>
       </w:pPr>
       <w:r>
-        <w:rPr>
-          <w:b/>
-          <w:sz w:val="28"/>
-          <w:szCs w:val="28"/>
-        </w:rPr>
-        <w:t xml:space="preserve">North: </w:t>
-      </w:r>
-      <w:r>
-        <w:rPr>
-          <w:b/>
-          <w:sz w:val="28"/>
-          <w:szCs w:val="28"/>
-        </w:rPr>
-        <w:t>Plot No. B-44</w:t>
-      </w:r>
-      <w:r>
-        <w:rPr>
-          <w:b/>
-          <w:sz w:val="28"/>
-          <w:szCs w:val="28"/>
-        </w:rPr>
-        <w:t xml:space="preserve">   </w:t>
-      </w:r>
-      <w:r>
-        <w:rPr>
-          <w:b/>
-          <w:sz w:val="28"/>
-          <w:szCs w:val="28"/>
-        </w:rPr>
-        <w:tab/>
-      </w:r>
-      <w:r>
-        <w:rPr>
-          <w:b/>
-          <w:sz w:val="28"/>
-          <w:szCs w:val="28"/>
-        </w:rPr>
-        <w:tab/>
-      </w:r>
-      <w:r>
-        <w:rPr>
-          <w:b/>
-          <w:sz w:val="28"/>
-          <w:szCs w:val="28"/>
-        </w:rPr>
-        <w:tab/>
-      </w:r>
-      <w:r>
-        <w:rPr>
-          <w:b/>
-          <w:sz w:val="28"/>
-          <w:szCs w:val="28"/>
-        </w:rPr>
-        <w:tab/>
-        <w:t xml:space="preserve">South: </w:t>
-      </w:r>
-      <w:r>
-        <w:rPr>
-          <w:b/>
-          <w:sz w:val="28"/>
-          <w:szCs w:val="28"/>
-        </w:rPr>
-        <w:t>Plot No. B-42</w:t>
-      </w:r>
-    </w:p>
-    <w:p>
-      <w:pPr>
-        <w:pStyle w:val="Standard"/>
-        <w:jc w:val="both"/>
-      </w:pPr>
-      <w:proofErr w:type="gramStart"/>
-      <w:r>
-        <w:rPr>
-          <w:b/>
-          <w:sz w:val="28"/>
-          <w:szCs w:val="28"/>
-        </w:rPr>
-        <w:t>East</w:t>
-      </w:r>
-      <w:r>
-        <w:t xml:space="preserve"> </w:t>
-      </w:r>
-      <w:r>
-        <w:rPr>
-          <w:b/>
-        </w:rPr>
-        <w:t>:</w:t>
-      </w:r>
-      <w:proofErr w:type="gramEnd"/>
-      <w:r>
-        <w:t xml:space="preserve"> </w:t>
-      </w:r>
-      <w:r>
-        <w:rPr>
-          <w:b/>
-          <w:sz w:val="28"/>
-          <w:szCs w:val="28"/>
-        </w:rPr>
-        <w:t>Plot No. B-36</w:t>
-      </w:r>
-      <w:r>
-        <w:rPr>
-          <w:b/>
-          <w:sz w:val="28"/>
-          <w:szCs w:val="28"/>
-        </w:rPr>
-        <w:tab/>
-      </w:r>
-      <w:r>
-        <w:rPr>
-          <w:b/>
-          <w:sz w:val="28"/>
-          <w:szCs w:val="28"/>
-        </w:rPr>
-        <w:tab/>
-      </w:r>
-      <w:r>
-        <w:rPr>
-          <w:b/>
-          <w:sz w:val="28"/>
-          <w:szCs w:val="28"/>
-        </w:rPr>
-        <w:tab/>
-      </w:r>
-      <w:r>
-        <w:rPr>
-          <w:b/>
-          <w:sz w:val="28"/>
-          <w:szCs w:val="28"/>
-        </w:rPr>
-        <w:tab/>
-        <w:t xml:space="preserve"> West: </w:t>
-      </w:r>
-      <w:r>
-        <w:rPr>
-          <w:b/>
-          <w:sz w:val="28"/>
-          <w:szCs w:val="28"/>
-        </w:rPr>
-        <w:t xml:space="preserve">Road 9 </w:t>
-      </w:r>
-      <w:proofErr w:type="spellStart"/>
-      <w:r>
-        <w:rPr>
-          <w:b/>
-          <w:sz w:val="28"/>
-          <w:szCs w:val="28"/>
-        </w:rPr>
-        <w:t>Mtr</w:t>
-      </w:r>
-      <w:proofErr w:type="spellEnd"/>
-      <w:r>
-        <w:rPr>
-          <w:b/>
-          <w:sz w:val="28"/>
-          <w:szCs w:val="28"/>
-        </w:rPr>
-        <w:t>.</w:t>
+        <w:t xml:space="preserve">North: {{ps[0].n}}   </w:t>
+        <w:tab/>
+        <w:tab/>
+        <w:tab/>
+        <w:tab/>
+        <w:t>South: {{ps[0].s}}</w:t>
+      </w:r>
+    </w:p>
+    <w:p>
+      <w:pPr>
+        <w:pStyle w:val="Standard"/>
+        <w:jc w:val="both"/>
+      </w:pPr>
+      <w:r>
+        <w:t>East : {{ps[0].e}}</w:t>
+        <w:tab/>
+        <w:tab/>
+        <w:tab/>
+        <w:tab/>
+        <w:t xml:space="preserve"> West: {{ps[0].w}}</w:t>
       </w:r>
     </w:p>
     <w:p>
@@ -2163,95 +1472,8 @@
         <w:jc w:val="both"/>
       </w:pPr>
       <w:r>
-        <w:rPr>
-          <w:sz w:val="28"/>
-          <w:szCs w:val="28"/>
-        </w:rPr>
-        <w:t>Mr</w:t>
-      </w:r>
-      <w:r>
-        <w:rPr>
-          <w:sz w:val="28"/>
-          <w:szCs w:val="28"/>
-        </w:rPr>
-        <w:t>s</w:t>
-      </w:r>
-      <w:r>
-        <w:rPr>
-          <w:sz w:val="28"/>
-          <w:szCs w:val="28"/>
-        </w:rPr>
-        <w:t xml:space="preserve">. </w:t>
-      </w:r>
-      <w:proofErr w:type="spellStart"/>
-      <w:r>
-        <w:rPr>
-          <w:sz w:val="28"/>
-          <w:szCs w:val="28"/>
-        </w:rPr>
-        <w:t>Guddi</w:t>
-      </w:r>
-      <w:proofErr w:type="spellEnd"/>
-      <w:r>
-        <w:rPr>
-          <w:sz w:val="28"/>
-          <w:szCs w:val="28"/>
-        </w:rPr>
-        <w:t xml:space="preserve"> Devi</w:t>
-      </w:r>
-      <w:r>
-        <w:rPr>
-          <w:sz w:val="28"/>
-          <w:szCs w:val="28"/>
-        </w:rPr>
-        <w:t xml:space="preserve"> </w:t>
-      </w:r>
-      <w:r>
-        <w:rPr>
-          <w:sz w:val="28"/>
-          <w:szCs w:val="28"/>
-        </w:rPr>
-        <w:t>W</w:t>
-      </w:r>
-      <w:r>
-        <w:rPr>
-          <w:sz w:val="28"/>
-          <w:szCs w:val="28"/>
-        </w:rPr>
-        <w:t xml:space="preserve">/O </w:t>
-      </w:r>
-      <w:r>
-        <w:rPr>
-          <w:sz w:val="28"/>
-          <w:szCs w:val="28"/>
-        </w:rPr>
-        <w:t xml:space="preserve">Mr. </w:t>
-      </w:r>
-      <w:proofErr w:type="spellStart"/>
-      <w:r>
-        <w:rPr>
-          <w:sz w:val="28"/>
-          <w:szCs w:val="28"/>
-        </w:rPr>
-        <w:t>Nand</w:t>
-      </w:r>
-      <w:proofErr w:type="spellEnd"/>
-      <w:r>
-        <w:rPr>
-          <w:sz w:val="28"/>
-          <w:szCs w:val="28"/>
-        </w:rPr>
-        <w:t xml:space="preserve"> </w:t>
-      </w:r>
-      <w:proofErr w:type="spellStart"/>
-      <w:r>
-        <w:rPr>
-          <w:sz w:val="28"/>
-          <w:szCs w:val="28"/>
-        </w:rPr>
-        <w:t>Kishor</w:t>
-      </w:r>
-      <w:proofErr w:type="spellEnd"/>
+        <w:t>{{ws[0].n}} W/O {{ws[0].rn}}</w:t>
+      </w:r>
     </w:p>
     <w:p>
       <w:pPr>
@@ -2265,122 +1487,7 @@
         </w:rPr>
       </w:pPr>
       <w:r>
-        <w:rPr>
-          <w:sz w:val="28"/>
-          <w:szCs w:val="28"/>
-        </w:rPr>
-        <w:t>R</w:t>
-      </w:r>
-      <w:r>
-        <w:rPr>
-          <w:sz w:val="28"/>
-          <w:szCs w:val="28"/>
-        </w:rPr>
-        <w:t xml:space="preserve">/O </w:t>
-      </w:r>
-      <w:r>
-        <w:rPr>
-          <w:sz w:val="28"/>
-          <w:szCs w:val="28"/>
-        </w:rPr>
-        <w:t>1709</w:t>
-      </w:r>
-      <w:r>
-        <w:rPr>
-          <w:sz w:val="28"/>
-          <w:szCs w:val="28"/>
-        </w:rPr>
-        <w:t>,</w:t>
-      </w:r>
-      <w:r>
-        <w:rPr>
-          <w:sz w:val="28"/>
-          <w:szCs w:val="28"/>
-        </w:rPr>
-        <w:t xml:space="preserve"> </w:t>
-      </w:r>
-      <w:proofErr w:type="spellStart"/>
-      <w:r>
-        <w:rPr>
-          <w:sz w:val="28"/>
-          <w:szCs w:val="28"/>
-        </w:rPr>
-        <w:t>sanjay</w:t>
-      </w:r>
-      <w:proofErr w:type="spellEnd"/>
-      <w:r>
-        <w:rPr>
-          <w:sz w:val="28"/>
-          <w:szCs w:val="28"/>
-        </w:rPr>
-        <w:t xml:space="preserve"> </w:t>
-      </w:r>
-      <w:proofErr w:type="spellStart"/>
-      <w:r>
-        <w:rPr>
-          <w:sz w:val="28"/>
-          <w:szCs w:val="28"/>
-        </w:rPr>
-        <w:t>nagar</w:t>
-      </w:r>
-      <w:proofErr w:type="spellEnd"/>
-      <w:r>
-        <w:rPr>
-          <w:sz w:val="28"/>
-          <w:szCs w:val="28"/>
-        </w:rPr>
-        <w:t xml:space="preserve">, </w:t>
-      </w:r>
-      <w:r>
-        <w:rPr>
-          <w:sz w:val="28"/>
-          <w:szCs w:val="28"/>
-        </w:rPr>
-        <w:t>DCM</w:t>
-      </w:r>
-      <w:r>
-        <w:rPr>
-          <w:sz w:val="28"/>
-          <w:szCs w:val="28"/>
-        </w:rPr>
-        <w:t xml:space="preserve">, </w:t>
-      </w:r>
-      <w:r>
-        <w:rPr>
-          <w:sz w:val="28"/>
-          <w:szCs w:val="28"/>
-        </w:rPr>
-        <w:t>Ajmer Road</w:t>
-      </w:r>
-      <w:r>
-        <w:rPr>
-          <w:sz w:val="28"/>
-          <w:szCs w:val="28"/>
-        </w:rPr>
-        <w:t>,</w:t>
-      </w:r>
-      <w:r>
-        <w:rPr>
-          <w:sz w:val="28"/>
-          <w:szCs w:val="28"/>
-        </w:rPr>
-        <w:t xml:space="preserve"> </w:t>
-      </w:r>
-      <w:proofErr w:type="spellStart"/>
-      <w:r>
-        <w:rPr>
-          <w:sz w:val="28"/>
-          <w:szCs w:val="28"/>
-        </w:rPr>
-        <w:t>Heerapura</w:t>
-      </w:r>
-      <w:proofErr w:type="spellEnd"/>
-      <w:r>
-        <w:rPr>
-          <w:sz w:val="28"/>
-          <w:szCs w:val="28"/>
-        </w:rPr>
-        <w:t>, Jaipur, Rajasthan, 302021</w:t>
+        <w:t>R/O {{ws[0].adr}}</w:t>
       </w:r>
     </w:p>
     <w:p>
@@ -2422,64 +1529,7 @@
         </w:rPr>
       </w:pPr>
       <w:r>
-        <w:rPr>
-          <w:sz w:val="28"/>
-          <w:szCs w:val="28"/>
-        </w:rPr>
-        <w:t>Mr.</w:t>
-      </w:r>
-      <w:r>
-        <w:rPr>
-          <w:sz w:val="28"/>
-          <w:szCs w:val="28"/>
-        </w:rPr>
-        <w:t xml:space="preserve"> </w:t>
-      </w:r>
-      <w:proofErr w:type="spellStart"/>
-      <w:r>
-        <w:rPr>
-          <w:sz w:val="28"/>
-          <w:szCs w:val="28"/>
-        </w:rPr>
-        <w:t>Ravinder</w:t>
-      </w:r>
-      <w:proofErr w:type="spellEnd"/>
-      <w:r>
-        <w:rPr>
-          <w:sz w:val="28"/>
-          <w:szCs w:val="28"/>
-        </w:rPr>
-        <w:t xml:space="preserve"> Kumar</w:t>
-      </w:r>
-      <w:r>
-        <w:rPr>
-          <w:sz w:val="28"/>
-          <w:szCs w:val="28"/>
-        </w:rPr>
-        <w:t xml:space="preserve"> S/o Mr. </w:t>
-      </w:r>
-      <w:proofErr w:type="spellStart"/>
-      <w:r>
-        <w:rPr>
-          <w:sz w:val="28"/>
-          <w:szCs w:val="28"/>
-        </w:rPr>
-        <w:t>Hari</w:t>
-      </w:r>
-      <w:proofErr w:type="spellEnd"/>
-      <w:r>
-        <w:rPr>
-          <w:sz w:val="28"/>
-          <w:szCs w:val="28"/>
-        </w:rPr>
-        <w:t xml:space="preserve"> Shankar</w:t>
-      </w:r>
-      <w:r>
-        <w:rPr>
-          <w:sz w:val="28"/>
-          <w:szCs w:val="28"/>
-        </w:rPr>
-        <w:t xml:space="preserve"> </w:t>
+        <w:t xml:space="preserve">{{ws[1].n}} S/o {{ws[1].rn}} </w:t>
       </w:r>
     </w:p>
     <w:p>
@@ -2495,164 +1545,7 @@
         </w:rPr>
       </w:pPr>
       <w:r>
-        <w:rPr>
-          <w:sz w:val="28"/>
-          <w:szCs w:val="28"/>
-        </w:rPr>
-        <w:t xml:space="preserve">R/O: </w:t>
-      </w:r>
-      <w:r>
-        <w:rPr>
-          <w:sz w:val="28"/>
-          <w:szCs w:val="28"/>
-        </w:rPr>
-        <w:t xml:space="preserve">2659, </w:t>
-      </w:r>
-      <w:proofErr w:type="spellStart"/>
-      <w:r>
-        <w:rPr>
-          <w:sz w:val="28"/>
-          <w:szCs w:val="28"/>
-        </w:rPr>
-        <w:t>gothwal</w:t>
-      </w:r>
-      <w:proofErr w:type="spellEnd"/>
-      <w:r>
-        <w:rPr>
-          <w:sz w:val="28"/>
-          <w:szCs w:val="28"/>
-        </w:rPr>
-        <w:t xml:space="preserve"> </w:t>
-      </w:r>
-      <w:proofErr w:type="spellStart"/>
-      <w:r>
-        <w:rPr>
-          <w:sz w:val="28"/>
-          <w:szCs w:val="28"/>
-        </w:rPr>
-        <w:t>bhawan</w:t>
-      </w:r>
-      <w:proofErr w:type="spellEnd"/>
-      <w:r>
-        <w:rPr>
-          <w:sz w:val="28"/>
-          <w:szCs w:val="28"/>
-        </w:rPr>
-        <w:t xml:space="preserve">, </w:t>
-      </w:r>
-      <w:proofErr w:type="spellStart"/>
-      <w:r>
-        <w:rPr>
-          <w:sz w:val="28"/>
-          <w:szCs w:val="28"/>
-        </w:rPr>
-        <w:t>bhindo</w:t>
-      </w:r>
-      <w:proofErr w:type="spellEnd"/>
-      <w:r>
-        <w:rPr>
-          <w:sz w:val="28"/>
-          <w:szCs w:val="28"/>
-        </w:rPr>
-        <w:t xml:space="preserve"> </w:t>
-      </w:r>
-      <w:proofErr w:type="spellStart"/>
-      <w:r>
-        <w:rPr>
-          <w:sz w:val="28"/>
-          <w:szCs w:val="28"/>
-        </w:rPr>
-        <w:t>ka</w:t>
-      </w:r>
-      <w:proofErr w:type="spellEnd"/>
-      <w:r>
-        <w:rPr>
-          <w:sz w:val="28"/>
-          <w:szCs w:val="28"/>
-        </w:rPr>
-        <w:t xml:space="preserve"> </w:t>
-      </w:r>
-      <w:proofErr w:type="spellStart"/>
-      <w:proofErr w:type="gramStart"/>
-      <w:r>
-        <w:rPr>
-          <w:sz w:val="28"/>
-          <w:szCs w:val="28"/>
-        </w:rPr>
-        <w:t>rasta</w:t>
-      </w:r>
-      <w:proofErr w:type="spellEnd"/>
-      <w:proofErr w:type="gramEnd"/>
-      <w:r>
-        <w:rPr>
-          <w:sz w:val="28"/>
-          <w:szCs w:val="28"/>
-        </w:rPr>
-        <w:t xml:space="preserve">, </w:t>
-      </w:r>
-      <w:proofErr w:type="spellStart"/>
-      <w:r>
-        <w:rPr>
-          <w:sz w:val="28"/>
-          <w:szCs w:val="28"/>
-        </w:rPr>
-        <w:t>indra</w:t>
-      </w:r>
-      <w:proofErr w:type="spellEnd"/>
-      <w:r>
-        <w:rPr>
-          <w:sz w:val="28"/>
-          <w:szCs w:val="28"/>
-        </w:rPr>
-        <w:t xml:space="preserve"> bazar, </w:t>
-      </w:r>
-      <w:proofErr w:type="spellStart"/>
-      <w:r>
-        <w:rPr>
-          <w:sz w:val="28"/>
-          <w:szCs w:val="28"/>
-        </w:rPr>
-        <w:t>jaipur</w:t>
-      </w:r>
-      <w:proofErr w:type="spellEnd"/>
-      <w:r>
-        <w:rPr>
-          <w:sz w:val="28"/>
-          <w:szCs w:val="28"/>
-        </w:rPr>
-        <w:t xml:space="preserve">, </w:t>
-      </w:r>
-      <w:proofErr w:type="spellStart"/>
-      <w:r>
-        <w:rPr>
-          <w:sz w:val="28"/>
-          <w:szCs w:val="28"/>
-        </w:rPr>
-        <w:t>jaipur</w:t>
-      </w:r>
-      <w:proofErr w:type="spellEnd"/>
-      <w:r>
-        <w:rPr>
-          <w:sz w:val="28"/>
-          <w:szCs w:val="28"/>
-        </w:rPr>
-        <w:t xml:space="preserve">, </w:t>
-      </w:r>
-      <w:proofErr w:type="spellStart"/>
-      <w:r>
-        <w:rPr>
-          <w:sz w:val="28"/>
-          <w:szCs w:val="28"/>
-        </w:rPr>
-        <w:t>rajasthan</w:t>
-      </w:r>
-      <w:proofErr w:type="spellEnd"/>
-      <w:r>
-        <w:rPr>
-          <w:sz w:val="28"/>
-          <w:szCs w:val="28"/>
-        </w:rPr>
-        <w:t xml:space="preserve"> - 302001</w:t>
+        <w:t>R/O: {{ws[1].adr}}</w:t>
       </w:r>
     </w:p>
     <w:p>

--- a/template_tools/MASTER_ICICI_MANJU_DEVI.docx
+++ b/template_tools/MASTER_ICICI_MANJU_DEVI.docx
@@ -193,7 +193,7 @@
       <w:r>
         <w:t>1.</w:t>
         <w:tab/>
-        <w:t>{{bs[0].n}} W/O: {{bs[0].rn}} , Age {{bs[0].a}} Years, Resident at {{bs[0].adr}} and {{bs[1].n}} S/o {{bs[1].rn}}, {{bs[1].adr}} hereinafter referred to as “the mortgagor” which expression shall unless it be repugnant to the context or meaning thereof, be deemed to include their heirs, administrators, legal representatives, executors and assigns) of the one part.</w:t>
+        <w:t>{{bs[0].n}} W/O: {{bs[0].rn}} , Age {{bs[0].a}} Years, Resident at {{bs[0].adr}} and {{bs[1].n}} S/o Mr. {{bs[1].rn}}, {{bs[1].adr}} hereinafter referred to as “the mortgagor” which expression shall unless it be repugnant to the context or meaning thereof, be deemed to include their heirs, administrators, legal representatives, executors and assigns) of the one part.</w:t>
       </w:r>
     </w:p>
     <w:p>
@@ -264,7 +264,7 @@
       <w:r>
         <w:t>2.</w:t>
         <w:tab/>
-        <w:t>ICICI Home Finance Company Ltd. a company within the meaning of the companies Act 1956 and having its registered office at ICICI Bank Towes, Bandra Kurla Complex, Mumbai 400051 and among other having one of its branch offices at Shop No.146-149, Laxmi Complex, Subhash Marg, C-scheme, Jaipur-302001, Rajasthan through its authorized Signatory {{bsign.n}} S/o {{bsign.rn}} hereinafter referred to as “the Mortgagee” which expression shall unless it be repugnant to the context or meaning thereof shall mean and include its successors and assigns) of the other part.</w:t>
+        <w:t>ICICI Home Finance Company Ltd. a company within the meaning of the companies Act 1956 and having its registered office at ICICI Bank Towes, Bandra Kurla Complex, Mumbai 400051 and among other having one of its branch offices at Shop No.146-149, Laxmi Complex, Subhash Marg, C-scheme, Jaipur-302001, Rajasthan through its authorized Signatory Mr. {{bsign.n}} S/o Mr. {{bsign.rn}} hereinafter referred to as “the Mortgagee” which expression shall unless it be repugnant to the context or meaning thereof shall mean and include its successors and assigns) of the other part.</w:t>
       </w:r>
     </w:p>
     <w:p>
@@ -311,7 +311,7 @@
       <w:r>
         <w:t xml:space="preserve">a) </w:t>
         <w:tab/>
-        <w:t>The mortgagor is the owner of and well and sufficiently seized and possessed the property being {{ps[0].n_short}}, Shree Krishna Van-B, in Khasra No. 1425/238, 1426/241, 1430/268, 240, 242, 243, Village Harsuliya, Tehsil Madhorajpura, Jaipur, Area 84.20 Sq. Mtr. vide Registered Sale dated 21.05.2025 executed by M/s. Vinayak Real Estate through its Partner Mr. Manish Jain in favour of {{bs[0].n}} W/o {{bs[0].rn}} AND {{bs[1].n}} S/o. {{bs[1].rn}} for the sale of {{ps[0].n_short}}, Area 84.20 Sq. Mtr with site plan and the same has been registered in the office of Sub Registrar Jaipur II, on 21.05.2025 as R.S. No. __________________________, Book No. I, Vol. No. __________, at Page No. _________ and affixed on additional Book No. I, Vol. No. __________ , at Page No. ____________ to _____________, AND {{ps[1].n_short}} , Shree Krishna Van B , in Khasra No. 1425/238, 1426/241, 1430/268, 240, 242,243, Village Harsuliya, Tehsil Madhorajpura Jaipur Area 84.20 Sq. Mtr., vide Registered Sale dated 21.05.2025 executed by M/s. Vinayak Real Estate through its Partner Mr. Manish Jain in favour of {{bs[0].n}} W/o {{bs[0].rn}} AND AND {{bs[1].n}} S/o. {{bs[1].rn}} for the sale of {{ps[1].n_short}}, Area 84.20 Sq. Mtr with site plan and the same been Registered in the office of Sub Registrar Jaipur II on 21.05.2025 as R.S. No. __________________________, Book No. I, Vol. No. ______________, at Page No. _________ and affixed on additional Book No. I, Vol. No. ________________ , at Page No. ___________ to ___________ which is more particularly described in the Schedule hereunder written (hereinafter referred to as “the said property”)</w:t>
+        <w:t>The mortgagor is the owner of and well and sufficiently seized and possessed the property being {{ps[0].adr}}vide Registered Sale dated 21.05.2025 executed by M/s. Vinayak Real Estate through its Partner Mr. Manish Jain in favour of {{bs[0].n}} W/o Mr. {{bs[0].rn}} AND Mr. {{bs[0].rn}} S/o. Mr. __________________________ for the sale of Plot No. B-43, Area 84.20 Sq. Mtr with site plan and the same has been registered in the office of Sub Registrar Jaipur II, on 21.05.2025 as R.S. No. __________________________, Book No. I, Vol. No. __________, at Page No. _________ and affixed on additional Book No. I, Vol. No. __________ , at Page No. ____________ to _____________, AND Plot No. B-44 , Shree Krishna Van B , in Khasra No. 1425/238, 1426/241, 1430/268, 240, 242,243, Village Harsuliya, Tehsil Madhorajpura Jaipur Area 84.20 Sq. Mtr., vide Registered Sale dated 21.05.2025 executed by M/s. Vinayak Real Estate through its Partner Mr. Manish Jain in favour of {{bs[0].n}} W/o Mr. {{bs[0].rn}} AND AND Mr. {{bs[0].rn}} S/o. Mr. __________________________ for the sale of Plot No. B-44, Area 84.20 Sq. Mtr with site plan and the same been Registered in the office of Sub Registrar Jaipur II on 21.05.2025 as R.S. No. __________________________, Book No. I, Vol. No. ______________, at Page No. _________ and affixed on additional Book No. I, Vol. No. ________________ , at Page No. ___________ to ___________ which is more particularly described in the Schedule hereunder written (hereinafter referred to as “the said property”)</w:t>
       </w:r>
     </w:p>
     <w:p>
@@ -322,7 +322,7 @@
       <w:r>
         <w:t>b)</w:t>
         <w:tab/>
-        <w:t>Pursuant to the said request of the mortgagor, the mortgagee agreed to lend and advance of Rs. {{ls[0].a}} (Rs. {{ls[0].w}}) vide its sanction letter dated {{ad}} Via LAN {{ls[0].n}} and Rs. {{ls[1].a}} (Rs. {{ls[1].w}}) vide its sanction letter dated {{ad}} Via LAN {{ls[0].n}} against the security of the said property by way of simple mortgage over the said property for securing repayment of the principal together with interest commission, costs, charges, expenses and all other monies whatsoever stipulated in or payable by the mortgagor under the standard terms and/or the Loan Agreement dated {{ad}}, the loan/credit facility shall be secured, inter alia by a charge on the said property. The Mortgagor are the borrower under the Loan Agreement dated {{ad}}</w:t>
+        <w:t>Pursuant to the said request of the mortgagor, the mortgagee agreed to lend and advance of Rs. 2090000 (Rs. Twenty Lakhs Ninety Thousand only) vide its sanction letter dated {{ad}} Via LAN {{ls[0].n}} and Rs. 26953 (Rs. Twenty-Six Thousand Nine Hundred and Fifty-Three only) vide its sanction letter dated {{ad}} Via LAN {{ls[0].n}} against the security of the said property by way of simple mortgage over the said property for securing repayment of the principal together with interest commission, costs, charges, expenses and all other monies whatsoever stipulated in or payable by the mortgagor under the standard terms and/or the Loan Agreement dated {{ad}}, the loan/credit facility shall be secured, inter alia by a charge on the said property. The Mortgagor are the borrower under the Loan Agreement dated {{ad}}</w:t>
       </w:r>
     </w:p>
     <w:p>
@@ -391,9 +391,113 @@
         <w:jc w:val="both"/>
       </w:pPr>
       <w:r>
+        <w:rPr>
+          <w:sz w:val="28"/>
+          <w:szCs w:val="28"/>
+        </w:rPr>
         <w:t>1.</w:t>
-        <w:tab/>
-        <w:t>In consideration of the Mortgagee having sanctioned/advanced/lent or agreed to advance/lent/disburse to the Mortgagor, the loan of Rs. {{ls[0].a}} (Rs. {{ls[0].w}}) and Rs. {{ls[1].a}} (Rs. {{ls[1].w}}) the Mortgagor doth hereby mortgage the said property more particularly described in the Schedule hereunder in favour of the Mortgagee by way of simple mortgagee as stated in this Deed.</w:t>
+      </w:r>
+      <w:r>
+        <w:rPr>
+          <w:sz w:val="28"/>
+          <w:szCs w:val="28"/>
+        </w:rPr>
+        <w:tab/>
+        <w:t xml:space="preserve">In consideration of the Mortgagee having sanctioned/advanced/lent or agreed to advance/lent/disburse to the Mortgagor, the loan of </w:t>
+      </w:r>
+      <w:proofErr w:type="spellStart"/>
+      <w:r>
+        <w:rPr>
+          <w:sz w:val="28"/>
+          <w:szCs w:val="28"/>
+        </w:rPr>
+        <w:t>Rs</w:t>
+      </w:r>
+      <w:proofErr w:type="spellEnd"/>
+      <w:r>
+        <w:rPr>
+          <w:sz w:val="28"/>
+          <w:szCs w:val="28"/>
+        </w:rPr>
+        <w:t>. 2090000 (</w:t>
+      </w:r>
+      <w:proofErr w:type="spellStart"/>
+      <w:r>
+        <w:rPr>
+          <w:sz w:val="28"/>
+          <w:szCs w:val="28"/>
+        </w:rPr>
+        <w:t>Rs</w:t>
+      </w:r>
+      <w:proofErr w:type="spellEnd"/>
+      <w:r>
+        <w:rPr>
+          <w:sz w:val="28"/>
+          <w:szCs w:val="28"/>
+        </w:rPr>
+        <w:t xml:space="preserve">. Twenty Lakhs Ninety Thousand only) and </w:t>
+      </w:r>
+      <w:proofErr w:type="spellStart"/>
+      <w:r>
+        <w:rPr>
+          <w:sz w:val="28"/>
+          <w:szCs w:val="28"/>
+        </w:rPr>
+        <w:t>Rs</w:t>
+      </w:r>
+      <w:proofErr w:type="spellEnd"/>
+      <w:r>
+        <w:rPr>
+          <w:sz w:val="28"/>
+          <w:szCs w:val="28"/>
+        </w:rPr>
+        <w:t>. 26953 (</w:t>
+      </w:r>
+      <w:proofErr w:type="spellStart"/>
+      <w:r>
+        <w:rPr>
+          <w:sz w:val="28"/>
+          <w:szCs w:val="28"/>
+        </w:rPr>
+        <w:t>Rs</w:t>
+      </w:r>
+      <w:proofErr w:type="spellEnd"/>
+      <w:r>
+        <w:rPr>
+          <w:sz w:val="28"/>
+          <w:szCs w:val="28"/>
+        </w:rPr>
+        <w:t>. Twenty-Six Thousand Nine Hundred and Fifty-Three only)</w:t>
+      </w:r>
+      <w:r>
+        <w:rPr>
+          <w:sz w:val="28"/>
+          <w:szCs w:val="28"/>
+        </w:rPr>
+        <w:t xml:space="preserve"> </w:t>
+      </w:r>
+      <w:r>
+        <w:rPr>
+          <w:sz w:val="28"/>
+          <w:szCs w:val="28"/>
+        </w:rPr>
+        <w:t xml:space="preserve">the Mortgagor doth hereby mortgage the said property more particularly described in the Schedule hereunder in </w:t>
+      </w:r>
+      <w:proofErr w:type="spellStart"/>
+      <w:r>
+        <w:rPr>
+          <w:sz w:val="28"/>
+          <w:szCs w:val="28"/>
+        </w:rPr>
+        <w:t>favour</w:t>
+      </w:r>
+      <w:proofErr w:type="spellEnd"/>
+      <w:r>
+        <w:rPr>
+          <w:sz w:val="28"/>
+          <w:szCs w:val="28"/>
+        </w:rPr>
+        <w:t xml:space="preserve"> of the Mortgagee by way of simple mortgagee as stated in this Deed.</w:t>
       </w:r>
     </w:p>
     <w:p>
@@ -436,7 +540,7 @@
       <w:r>
         <w:t>4.</w:t>
         <w:tab/>
-        <w:t>The Mortgagor hereby assures to pay unto the Mortgagee the said loan amount/debt Rs. {{ls[0].a}} (Rs. {{ls[0].w}}) and Rs. {{ls[1].a}} (Rs. {{ls[1].w}}) together with all interest, commission, costs, charges expenses and all other monies whatsoever stipulated in or payable by the Mortgagor under the standard terms and/or the other transaction documents/loan Agreement dated {{ad}} via LAN {{ls[0].n}} and {{ls[0].n}}.</w:t>
+        <w:t>The Mortgagor hereby assures to pay unto the Mortgagee the said loan amount/debt Rs. 2090000 (Rs. Twenty Lakhs Ninety Thousand only) and Rs. 26953 (Rs. Twenty-Six Thousand Nine Hundred and Fifty-Three only) together with all interest, commission, costs, charges expenses and all other monies whatsoever stipulated in or payable by the Mortgagor under the standard terms and/or the other transaction documents/loan Agreement dated {{ad}} via LAN {{ls[0].n}} and {{ls[0].n}}.</w:t>
       </w:r>
     </w:p>
     <w:p>
@@ -921,148 +1025,47 @@
         </w:rPr>
       </w:pPr>
       <w:r>
+        <w:t xml:space="preserve">{{ps[0].adr}} </w:t>
+      </w:r>
+    </w:p>
+    <w:p>
+      <w:pPr>
+        <w:pStyle w:val="Standard"/>
+        <w:jc w:val="both"/>
         <w:rPr>
           <w:b/>
           <w:sz w:val="28"/>
           <w:szCs w:val="28"/>
-        </w:rPr>
-        <w:t xml:space="preserve">Property </w:t>
-      </w:r>
-      <w:r>
-        <w:rPr>
-          <w:sz w:val="28"/>
-          <w:szCs w:val="28"/>
-        </w:rPr>
-        <w:t>P</w:t>
-      </w:r>
-      <w:r>
-        <w:rPr>
-          <w:sz w:val="28"/>
-          <w:szCs w:val="28"/>
-        </w:rPr>
-        <w:t>lot No.</w:t>
-      </w:r>
-      <w:r>
-        <w:rPr>
-          <w:sz w:val="28"/>
-          <w:szCs w:val="28"/>
-        </w:rPr>
-        <w:t xml:space="preserve"> </w:t>
-      </w:r>
-      <w:r>
-        <w:rPr>
-          <w:sz w:val="28"/>
-          <w:szCs w:val="28"/>
-        </w:rPr>
-        <w:t xml:space="preserve">B </w:t>
-      </w:r>
-      <w:proofErr w:type="gramStart"/>
-      <w:r>
-        <w:rPr>
-          <w:sz w:val="28"/>
-          <w:szCs w:val="28"/>
-        </w:rPr>
-        <w:t>43 ,</w:t>
-      </w:r>
-      <w:proofErr w:type="gramEnd"/>
-      <w:r>
-        <w:rPr>
-          <w:sz w:val="28"/>
-          <w:szCs w:val="28"/>
-        </w:rPr>
-        <w:t xml:space="preserve"> Shree Krishna Van B , in </w:t>
-      </w:r>
-      <w:proofErr w:type="spellStart"/>
-      <w:r>
-        <w:rPr>
-          <w:sz w:val="28"/>
-          <w:szCs w:val="28"/>
-        </w:rPr>
-        <w:t>Khasra</w:t>
-      </w:r>
-      <w:proofErr w:type="spellEnd"/>
-      <w:r>
-        <w:rPr>
-          <w:sz w:val="28"/>
-          <w:szCs w:val="28"/>
-        </w:rPr>
-        <w:t xml:space="preserve"> No. 1425/238, 1426/241, 1430/268, 240, 242</w:t>
-      </w:r>
-      <w:r>
-        <w:rPr>
-          <w:sz w:val="28"/>
-          <w:szCs w:val="28"/>
-        </w:rPr>
-        <w:t xml:space="preserve">, 243, Village </w:t>
-      </w:r>
-      <w:proofErr w:type="spellStart"/>
-      <w:r>
-        <w:rPr>
-          <w:sz w:val="28"/>
-          <w:szCs w:val="28"/>
-        </w:rPr>
-        <w:t>Harsuliya</w:t>
-      </w:r>
-      <w:proofErr w:type="spellEnd"/>
-      <w:r>
-        <w:rPr>
-          <w:sz w:val="28"/>
-          <w:szCs w:val="28"/>
-        </w:rPr>
-        <w:t xml:space="preserve">, Tehsil - </w:t>
-      </w:r>
-      <w:proofErr w:type="spellStart"/>
-      <w:r>
-        <w:rPr>
-          <w:sz w:val="28"/>
-          <w:szCs w:val="28"/>
-        </w:rPr>
-        <w:t>Madhorajpura</w:t>
-      </w:r>
-      <w:proofErr w:type="spellEnd"/>
-      <w:r>
-        <w:rPr>
-          <w:sz w:val="28"/>
-          <w:szCs w:val="28"/>
-        </w:rPr>
-        <w:t xml:space="preserve"> Jaipur Area 84.20 Sq. </w:t>
-      </w:r>
-      <w:proofErr w:type="spellStart"/>
-      <w:r>
-        <w:rPr>
-          <w:sz w:val="28"/>
-          <w:szCs w:val="28"/>
-        </w:rPr>
-        <w:t>Mtr</w:t>
-      </w:r>
-      <w:proofErr w:type="spellEnd"/>
-      <w:r>
-        <w:rPr>
-          <w:sz w:val="28"/>
-          <w:szCs w:val="28"/>
-        </w:rPr>
-        <w:t xml:space="preserve"> </w:t>
-      </w:r>
-    </w:p>
-    <w:p>
-      <w:pPr>
-        <w:pStyle w:val="Standard"/>
-        <w:jc w:val="both"/>
+          <w:u w:val="single"/>
+        </w:rPr>
+      </w:pPr>
+      <w:r>
         <w:rPr>
           <w:b/>
           <w:sz w:val="28"/>
           <w:szCs w:val="28"/>
           <w:u w:val="single"/>
         </w:rPr>
-      </w:pPr>
-      <w:r>
+        <w:t>FOUR CORNER OF THE PROPERTY</w:t>
+      </w:r>
+    </w:p>
+    <w:p>
+      <w:pPr>
+        <w:pStyle w:val="Standard"/>
+        <w:jc w:val="both"/>
         <w:rPr>
           <w:b/>
           <w:sz w:val="28"/>
           <w:szCs w:val="28"/>
-          <w:u w:val="single"/>
-        </w:rPr>
-        <w:t>FOUR CORNER OF THE PROPERTY</w:t>
+        </w:rPr>
+      </w:pPr>
+      <w:r>
+        <w:t xml:space="preserve">North: {{ps[0].n}}  </w:t>
+        <w:tab/>
+        <w:tab/>
+        <w:tab/>
+        <w:tab/>
+        <w:t>South: {{ps[0].s}}</w:t>
       </w:r>
     </w:p>
     <w:p>
@@ -1076,12 +1079,12 @@
         </w:rPr>
       </w:pPr>
       <w:r>
-        <w:t xml:space="preserve">North: {{ps[0].n}}  </w:t>
-        <w:tab/>
-        <w:tab/>
-        <w:tab/>
-        <w:tab/>
-        <w:t>South: {{ps[0].s}}</w:t>
+        <w:t>East : {{ps[0].e}}</w:t>
+        <w:tab/>
+        <w:tab/>
+        <w:tab/>
+        <w:tab/>
+        <w:t xml:space="preserve"> West: {{ps[0].w}}</w:t>
       </w:r>
     </w:p>
     <w:p>
@@ -1092,16 +1095,9 @@
           <w:b/>
           <w:sz w:val="28"/>
           <w:szCs w:val="28"/>
-        </w:rPr>
-      </w:pPr>
-      <w:r>
-        <w:t>East : {{ps[0].e}}</w:t>
-        <w:tab/>
-        <w:tab/>
-        <w:tab/>
-        <w:tab/>
-        <w:t xml:space="preserve"> West: {{ps[0].w}}</w:t>
-      </w:r>
+          <w:highlight w:val="yellow"/>
+        </w:rPr>
+      </w:pPr>
     </w:p>
     <w:p>
       <w:pPr>
@@ -1130,18 +1126,6 @@
     <w:p>
       <w:pPr>
         <w:pStyle w:val="Standard"/>
-        <w:jc w:val="both"/>
-        <w:rPr>
-          <w:b/>
-          <w:sz w:val="28"/>
-          <w:szCs w:val="28"/>
-          <w:highlight w:val="yellow"/>
-        </w:rPr>
-      </w:pPr>
-    </w:p>
-    <w:p>
-      <w:pPr>
-        <w:pStyle w:val="Standard"/>
         <w:spacing w:line="360" w:lineRule="auto"/>
         <w:jc w:val="both"/>
         <w:rPr>
@@ -1150,99 +1134,7 @@
         </w:rPr>
       </w:pPr>
       <w:r>
-        <w:rPr>
-          <w:b/>
-          <w:sz w:val="28"/>
-          <w:szCs w:val="28"/>
-        </w:rPr>
-        <w:t xml:space="preserve">Property </w:t>
-      </w:r>
-      <w:r>
-        <w:rPr>
-          <w:sz w:val="28"/>
-          <w:szCs w:val="28"/>
-        </w:rPr>
-        <w:t xml:space="preserve">Plot No. B 4 </w:t>
-      </w:r>
-      <w:proofErr w:type="gramStart"/>
-      <w:r>
-        <w:rPr>
-          <w:sz w:val="28"/>
-          <w:szCs w:val="28"/>
-        </w:rPr>
-        <w:t>4 ,</w:t>
-      </w:r>
-      <w:proofErr w:type="gramEnd"/>
-      <w:r>
-        <w:rPr>
-          <w:sz w:val="28"/>
-          <w:szCs w:val="28"/>
-        </w:rPr>
-        <w:t xml:space="preserve"> Shree Krishna Van B , in </w:t>
-      </w:r>
-      <w:proofErr w:type="spellStart"/>
-      <w:r>
-        <w:rPr>
-          <w:sz w:val="28"/>
-          <w:szCs w:val="28"/>
-        </w:rPr>
-        <w:t>Khasra</w:t>
-      </w:r>
-      <w:proofErr w:type="spellEnd"/>
-      <w:r>
-        <w:rPr>
-          <w:sz w:val="28"/>
-          <w:szCs w:val="28"/>
-        </w:rPr>
-        <w:t xml:space="preserve"> No. 1425/238, 1426/241, 1430/268, 240, 242, 243, Village </w:t>
-      </w:r>
-      <w:proofErr w:type="spellStart"/>
-      <w:r>
-        <w:rPr>
-          <w:sz w:val="28"/>
-          <w:szCs w:val="28"/>
-        </w:rPr>
-        <w:t>Harsuliya</w:t>
-      </w:r>
-      <w:proofErr w:type="spellEnd"/>
-      <w:r>
-        <w:rPr>
-          <w:sz w:val="28"/>
-          <w:szCs w:val="28"/>
-        </w:rPr>
-        <w:t xml:space="preserve">, Tehsil </w:t>
-      </w:r>
-      <w:proofErr w:type="spellStart"/>
-      <w:r>
-        <w:rPr>
-          <w:sz w:val="28"/>
-          <w:szCs w:val="28"/>
-        </w:rPr>
-        <w:t>Madhorajpura</w:t>
-      </w:r>
-      <w:proofErr w:type="spellEnd"/>
-      <w:r>
-        <w:rPr>
-          <w:sz w:val="28"/>
-          <w:szCs w:val="28"/>
-        </w:rPr>
-        <w:t xml:space="preserve"> Jaipur Area 84.20 Sq. </w:t>
-      </w:r>
-      <w:proofErr w:type="spellStart"/>
-      <w:r>
-        <w:rPr>
-          <w:sz w:val="28"/>
-          <w:szCs w:val="28"/>
-        </w:rPr>
-        <w:t>Mtr</w:t>
-      </w:r>
-      <w:proofErr w:type="spellEnd"/>
-      <w:r>
-        <w:rPr>
-          <w:sz w:val="28"/>
-          <w:szCs w:val="28"/>
-        </w:rPr>
-        <w:t xml:space="preserve"> </w:t>
+        <w:t xml:space="preserve">{{ps[1].adr}} </w:t>
       </w:r>
     </w:p>
     <w:p>
@@ -1381,7 +1273,7 @@
         </w:rPr>
       </w:pPr>
       <w:r>
-        <w:t>{{bs[0].n}} W/O: {{bs[0].rn}} and {{bs[1].n}} S/o {{bs[1].rn}}</w:t>
+        <w:t>{{bs[0].n}} W/O: {{bs[0].rn}} and {{bs[1].n}} S/o Mr. {{bs[1].rn}}</w:t>
       </w:r>
     </w:p>
     <w:p>
@@ -1418,7 +1310,7 @@
         </w:rPr>
       </w:pPr>
       <w:r>
-        <w:t xml:space="preserve">Signed and delivered by the within named Mortgagee ICICI Home Finance Ltd. through its authorized representative {{bsign.n}} S/o {{bsign.rn}} </w:t>
+        <w:t xml:space="preserve">Signed and delivered by the within named Mortgagee ICICI Home Finance Ltd. through its authorized representative Mr. {{bsign.n}} S/o Mr. {{bsign.rn}} </w:t>
       </w:r>
     </w:p>
     <w:p>
@@ -1472,7 +1364,7 @@
         <w:jc w:val="both"/>
       </w:pPr>
       <w:r>
-        <w:t>{{ws[0].n}} W/O {{ws[0].rn}}</w:t>
+        <w:t>{{ws[0].n}} W/O Mr. {{ws[0].rn}}</w:t>
       </w:r>
     </w:p>
     <w:p>
@@ -1529,7 +1421,7 @@
         </w:rPr>
       </w:pPr>
       <w:r>
-        <w:t xml:space="preserve">{{ws[1].n}} S/o {{ws[1].rn}} </w:t>
+        <w:t xml:space="preserve">{{ws[1].n}} S/o Mr. {{ws[1].rn}} </w:t>
       </w:r>
     </w:p>
     <w:p>
